--- a/大优教材定制/调整版本/秋09 第3讲热机效率 教师版.docx
+++ b/大优教材定制/调整版本/秋09 第3讲热机效率 教师版.docx
@@ -623,6 +623,9 @@
           <m:rPr>
             <m:sty m:val="p"/>
           </m:rPr>
+          <w:rPr>
+            <w:rFonts w:ascii="Cambria Math" w:hAnsi="Cambria Math"/>
+          </w:rPr>
           <m:t>q=</m:t>
         </m:r>
         <m:f>
@@ -638,6 +641,9 @@
               <m:rPr>
                 <m:sty m:val="p"/>
               </m:rPr>
+              <w:rPr>
+                <w:rFonts w:ascii="Cambria Math" w:hAnsi="Cambria Math"/>
+              </w:rPr>
               <m:t>Q</m:t>
             </m:r>
           </m:num>
@@ -646,6 +652,9 @@
               <m:rPr>
                 <m:sty m:val="p"/>
               </m:rPr>
+              <w:rPr>
+                <w:rFonts w:ascii="Cambria Math" w:hAnsi="Cambria Math"/>
+              </w:rPr>
               <m:t>m</m:t>
             </m:r>
           </m:den>
@@ -1528,6 +1537,9 @@
               <m:rPr>
                 <m:sty m:val="p"/>
               </m:rPr>
+              <w:rPr>
+                <w:rFonts w:ascii="Cambria Math" w:hAnsi="Cambria Math"/>
+              </w:rPr>
               <m:t>E</m:t>
             </m:r>
           </m:e>
@@ -1536,6 +1548,9 @@
               <m:rPr>
                 <m:sty m:val="p"/>
               </m:rPr>
+              <w:rPr>
+                <w:rFonts w:ascii="Cambria Math" w:hAnsi="Cambria Math"/>
+              </w:rPr>
               <m:t>7</m:t>
             </m:r>
           </m:sub>
@@ -1544,6 +1559,9 @@
           <m:rPr>
             <m:sty m:val="p"/>
           </m:rPr>
+          <w:rPr>
+            <w:rFonts w:ascii="Cambria Math" w:hAnsi="Cambria Math"/>
+          </w:rPr>
           <m:t>=3.2×1</m:t>
         </m:r>
         <m:sSup>
@@ -1559,6 +1577,9 @@
               <m:rPr>
                 <m:sty m:val="p"/>
               </m:rPr>
+              <w:rPr>
+                <w:rFonts w:ascii="Cambria Math" w:hAnsi="Cambria Math"/>
+              </w:rPr>
               <m:t>0</m:t>
             </m:r>
           </m:e>
@@ -1567,6 +1588,9 @@
               <m:rPr>
                 <m:sty m:val="p"/>
               </m:rPr>
+              <w:rPr>
+                <w:rFonts w:ascii="Cambria Math" w:hAnsi="Cambria Math"/>
+              </w:rPr>
               <m:t>7</m:t>
             </m:r>
           </m:sup>
@@ -1575,6 +1599,9 @@
           <m:rPr>
             <m:sty m:val="p"/>
           </m:rPr>
+          <w:rPr>
+            <w:rFonts w:ascii="Cambria Math" w:hAnsi="Cambria Math"/>
+          </w:rPr>
           <m:t>J</m:t>
         </m:r>
       </m:oMath>
@@ -1596,8 +1623,16 @@
         <w:rPr>
           <w:rFonts w:hint="eastAsia"/>
         </w:rPr>
-        <w:t>．随着科技进步，可以实现能量零损失</w:t>
-      </w:r>
+        <w:t>．随着科技进步，可以实现能量</w:t>
+      </w:r>
+      <w:proofErr w:type="gramStart"/>
+      <w:r>
+        <w:rPr>
+          <w:rFonts w:hint="eastAsia"/>
+        </w:rPr>
+        <w:t>零损失</w:t>
+      </w:r>
+      <w:proofErr w:type="gramEnd"/>
       <w:r>
         <w:tab/>
       </w:r>
@@ -1921,8 +1956,16 @@
         <w:rPr>
           <w:rFonts w:hint="eastAsia"/>
         </w:rPr>
-        <w:t>．在燃料完全燃烧放出相同热量时，乙输出机械能比甲少</w:t>
-      </w:r>
+        <w:t>．在燃料完全燃烧放出相同热量时，乙输出机械能</w:t>
+      </w:r>
+      <w:proofErr w:type="gramStart"/>
+      <w:r>
+        <w:rPr>
+          <w:rFonts w:hint="eastAsia"/>
+        </w:rPr>
+        <w:t>比甲少</w:t>
+      </w:r>
+      <w:proofErr w:type="gramEnd"/>
       <w:r>
         <w:tab/>
       </w:r>
@@ -1961,7 +2004,21 @@
         <w:rPr>
           <w:rFonts w:hint="eastAsia"/>
         </w:rPr>
-        <w:t>．三台热机中，甲使用的燃料热值最大，效率最高</w:t>
+        <w:t>．三台热机中，</w:t>
+      </w:r>
+      <w:proofErr w:type="gramStart"/>
+      <w:r>
+        <w:rPr>
+          <w:rFonts w:hint="eastAsia"/>
+        </w:rPr>
+        <w:t>甲使用</w:t>
+      </w:r>
+      <w:proofErr w:type="gramEnd"/>
+      <w:r>
+        <w:rPr>
+          <w:rFonts w:hint="eastAsia"/>
+        </w:rPr>
+        <w:t>的燃料热值最大，效率最高</w:t>
       </w:r>
     </w:p>
     <w:p>
@@ -2585,7 +2642,21 @@
         <w:rPr>
           <w:rFonts w:eastAsia="新宋体" w:hint="eastAsia"/>
         </w:rPr>
-        <w:t>如表所示列出了几种燃料的热值，单位是</w:t>
+        <w:t>如表所</w:t>
+      </w:r>
+      <w:proofErr w:type="gramStart"/>
+      <w:r>
+        <w:rPr>
+          <w:rFonts w:eastAsia="新宋体" w:hint="eastAsia"/>
+        </w:rPr>
+        <w:t>示列</w:t>
+      </w:r>
+      <w:proofErr w:type="gramEnd"/>
+      <w:r>
+        <w:rPr>
+          <w:rFonts w:eastAsia="新宋体" w:hint="eastAsia"/>
+        </w:rPr>
+        <w:t>出了几种燃料的热值，单位是</w:t>
       </w:r>
       <w:r>
         <w:rPr>
@@ -3125,8 +3196,16 @@
         <w:rPr>
           <w:rFonts w:hint="eastAsia"/>
         </w:rPr>
-        <w:t>两图进行实验，液体吸收热量的多少通过</w:t>
-      </w:r>
+        <w:t>两图进行实验，液体吸收热量的</w:t>
+      </w:r>
+      <w:proofErr w:type="gramStart"/>
+      <w:r>
+        <w:rPr>
+          <w:rFonts w:hint="eastAsia"/>
+        </w:rPr>
+        <w:t>多少通过</w:t>
+      </w:r>
+      <w:proofErr w:type="gramEnd"/>
       <w:r>
         <w:rPr>
           <w:rFonts w:hint="eastAsia"/>
@@ -3944,7 +4023,27 @@
           <w:sz w:val="1"/>
           <w:szCs w:val="1"/>
         </w:rPr>
-        <w:t>声明：试题解析著作权属菁优网所有，未经书面同意，不得复制发布日期：</w:t>
+        <w:t>声明：试题解析著作权属</w:t>
+      </w:r>
+      <w:proofErr w:type="gramStart"/>
+      <w:r>
+        <w:rPr>
+          <w:rFonts w:ascii="Times New Roman" w:eastAsia="新宋体" w:hAnsi="Times New Roman" w:hint="eastAsia"/>
+          <w:color w:val="FFFFFF"/>
+          <w:sz w:val="1"/>
+          <w:szCs w:val="1"/>
+        </w:rPr>
+        <w:t>菁优网</w:t>
+      </w:r>
+      <w:proofErr w:type="gramEnd"/>
+      <w:r>
+        <w:rPr>
+          <w:rFonts w:ascii="Times New Roman" w:eastAsia="新宋体" w:hAnsi="Times New Roman" w:hint="eastAsia"/>
+          <w:color w:val="FFFFFF"/>
+          <w:sz w:val="1"/>
+          <w:szCs w:val="1"/>
+        </w:rPr>
+        <w:t>所有，未经书面同意，不得复制发布日期：</w:t>
       </w:r>
       <w:r>
         <w:rPr>
@@ -4157,7 +4256,21 @@
         <w:rPr>
           <w:rFonts w:eastAsia="新宋体" w:hint="eastAsia"/>
         </w:rPr>
-        <w:t>某同学对小明家新装燃气热水器（如图甲）耗能进行测试，按表中热水器铭牌事先在热水器水箱中注满水，将与计算机相连的红外线热传感器接入热水器水箱后，开始加热。计算机显示出热水器中水温度随时间变化的图象如图乙。（已知：水的比热容是</w:t>
+        <w:t>某同学对小明家新装燃气热水器（如图甲）耗能进行测试，按表中热水器铭牌事先在热水器水箱中注满水，将与计算机相连的红外线热传感器接入热水器水箱后，开始加热。计算机显示出热水器中水温度随时间变化的</w:t>
+      </w:r>
+      <w:proofErr w:type="gramStart"/>
+      <w:r>
+        <w:rPr>
+          <w:rFonts w:eastAsia="新宋体" w:hint="eastAsia"/>
+        </w:rPr>
+        <w:t>图象</w:t>
+      </w:r>
+      <w:proofErr w:type="gramEnd"/>
+      <w:r>
+        <w:rPr>
+          <w:rFonts w:eastAsia="新宋体" w:hint="eastAsia"/>
+        </w:rPr>
+        <w:t>如图乙。（已知：水的比热容是</w:t>
       </w:r>
       <w:r>
         <w:rPr>
@@ -5343,7 +5456,7 @@
             <m:sty m:val="p"/>
           </m:rPr>
           <w:rPr>
-            <w:rFonts w:hint="eastAsia"/>
+            <w:rFonts w:ascii="Cambria Math" w:hAnsi="Cambria Math" w:hint="eastAsia"/>
           </w:rPr>
           <m:t>(</m:t>
         </m:r>
@@ -5361,7 +5474,7 @@
                 <m:sty m:val="p"/>
               </m:rPr>
               <w:rPr>
-                <w:rFonts w:hint="eastAsia"/>
+                <w:rFonts w:ascii="Cambria Math" w:hAnsi="Cambria Math" w:hint="eastAsia"/>
               </w:rPr>
               <m:t>q</m:t>
             </m:r>
@@ -5372,7 +5485,7 @@
                 <m:sty m:val="p"/>
               </m:rPr>
               <w:rPr>
-                <w:rFonts w:hint="eastAsia"/>
+                <w:rFonts w:ascii="Cambria Math" w:hAnsi="Cambria Math" w:hint="eastAsia"/>
               </w:rPr>
               <m:t>汽</m:t>
             </m:r>
@@ -5383,7 +5496,7 @@
             <m:sty m:val="p"/>
           </m:rPr>
           <w:rPr>
-            <w:rFonts w:hint="eastAsia"/>
+            <w:rFonts w:ascii="Cambria Math" w:hAnsi="Cambria Math" w:hint="eastAsia"/>
           </w:rPr>
           <m:t>=4.6</m:t>
         </m:r>
@@ -5392,7 +5505,7 @@
             <m:sty m:val="p"/>
           </m:rPr>
           <w:rPr>
-            <w:rFonts w:hint="eastAsia"/>
+            <w:rFonts w:ascii="Cambria Math" w:hAnsi="Cambria Math" w:hint="eastAsia"/>
           </w:rPr>
           <m:t>×</m:t>
         </m:r>
@@ -5401,7 +5514,7 @@
             <m:sty m:val="p"/>
           </m:rPr>
           <w:rPr>
-            <w:rFonts w:hint="eastAsia"/>
+            <w:rFonts w:ascii="Cambria Math" w:hAnsi="Cambria Math" w:hint="eastAsia"/>
           </w:rPr>
           <m:t>1</m:t>
         </m:r>
@@ -5419,7 +5532,7 @@
                 <m:sty m:val="p"/>
               </m:rPr>
               <w:rPr>
-                <w:rFonts w:hint="eastAsia"/>
+                <w:rFonts w:ascii="Cambria Math" w:hAnsi="Cambria Math" w:hint="eastAsia"/>
               </w:rPr>
               <m:t>0</m:t>
             </m:r>
@@ -5430,7 +5543,7 @@
                 <m:sty m:val="p"/>
               </m:rPr>
               <w:rPr>
-                <w:rFonts w:hint="eastAsia"/>
+                <w:rFonts w:ascii="Cambria Math" w:hAnsi="Cambria Math" w:hint="eastAsia"/>
               </w:rPr>
               <m:t>7</m:t>
             </m:r>
@@ -5441,7 +5554,7 @@
             <m:sty m:val="p"/>
           </m:rPr>
           <w:rPr>
-            <w:rFonts w:hint="eastAsia"/>
+            <w:rFonts w:ascii="Cambria Math" w:hAnsi="Cambria Math" w:hint="eastAsia"/>
           </w:rPr>
           <m:t>J/kg)</m:t>
         </m:r>
@@ -5865,11 +5978,33 @@
         </w:rPr>
         <w:t xml:space="preserve"> </w:t>
       </w:r>
+      <w:proofErr w:type="gramStart"/>
       <w:r>
         <w:rPr>
           <w:rFonts w:eastAsia="新宋体" w:hint="eastAsia"/>
         </w:rPr>
-        <w:t>某智轨电车采用了储氢系统和大功率燃料电池系统。某次测试中，智轨电车在某段平直公路上行驶的</w:t>
+        <w:t>某智轨</w:t>
+      </w:r>
+      <w:proofErr w:type="gramEnd"/>
+      <w:r>
+        <w:rPr>
+          <w:rFonts w:eastAsia="新宋体" w:hint="eastAsia"/>
+        </w:rPr>
+        <w:t>电车采用了储氢系统和大功率燃料电池系统。某次测试中，</w:t>
+      </w:r>
+      <w:proofErr w:type="gramStart"/>
+      <w:r>
+        <w:rPr>
+          <w:rFonts w:eastAsia="新宋体" w:hint="eastAsia"/>
+        </w:rPr>
+        <w:t>智轨电车</w:t>
+      </w:r>
+      <w:proofErr w:type="gramEnd"/>
+      <w:r>
+        <w:rPr>
+          <w:rFonts w:eastAsia="新宋体" w:hint="eastAsia"/>
+        </w:rPr>
+        <w:t>在某段平直公路上行驶的</w:t>
       </w:r>
       <w:r>
         <w:rPr>
@@ -6037,7 +6172,21 @@
         <w:rPr>
           <w:rFonts w:hint="eastAsia"/>
         </w:rPr>
-        <w:t>）求智轨电车在匀速直线运动阶段，动力做的功；</w:t>
+        <w:t>）</w:t>
+      </w:r>
+      <w:proofErr w:type="gramStart"/>
+      <w:r>
+        <w:rPr>
+          <w:rFonts w:hint="eastAsia"/>
+        </w:rPr>
+        <w:t>求智轨电车</w:t>
+      </w:r>
+      <w:proofErr w:type="gramEnd"/>
+      <w:r>
+        <w:rPr>
+          <w:rFonts w:hint="eastAsia"/>
+        </w:rPr>
+        <w:t>在匀速直线运动阶段，动力做的功；</w:t>
       </w:r>
     </w:p>
     <w:p>
@@ -6060,7 +6209,21 @@
         <w:rPr>
           <w:rFonts w:hint="eastAsia"/>
         </w:rPr>
-        <w:t>）智轨电车的机械能由电能转化所得，若此过程氢燃料电池供电</w:t>
+        <w:t>）</w:t>
+      </w:r>
+      <w:proofErr w:type="gramStart"/>
+      <w:r>
+        <w:rPr>
+          <w:rFonts w:hint="eastAsia"/>
+        </w:rPr>
+        <w:t>智轨电车</w:t>
+      </w:r>
+      <w:proofErr w:type="gramEnd"/>
+      <w:r>
+        <w:rPr>
+          <w:rFonts w:hint="eastAsia"/>
+        </w:rPr>
+        <w:t>的机械能由电能转化所得，若此过程氢燃料电池供电</w:t>
       </w:r>
       <w:r>
         <w:rPr>
@@ -6343,7 +6506,21 @@
         <w:rPr>
           <w:rFonts w:hint="eastAsia"/>
         </w:rPr>
-        <w:t>）求智轨电车在匀速直线运动阶段，动力做的功为</w:t>
+        <w:t>）</w:t>
+      </w:r>
+      <w:proofErr w:type="gramStart"/>
+      <w:r>
+        <w:rPr>
+          <w:rFonts w:hint="eastAsia"/>
+        </w:rPr>
+        <w:t>求智轨电车</w:t>
+      </w:r>
+      <w:proofErr w:type="gramEnd"/>
+      <w:r>
+        <w:rPr>
+          <w:rFonts w:hint="eastAsia"/>
+        </w:rPr>
+        <w:t>在匀速直线运动阶段，动力做的功为</w:t>
       </w:r>
       <w:r>
         <w:rPr>
@@ -6636,6 +6813,327 @@
           <w:color w:val="0000FF"/>
         </w:rPr>
         <w:t>缸</w:t>
+      </w:r>
+    </w:p>
+    <w:p>
+      <w:pPr>
+        <w:pStyle w:val="af0"/>
+        <w:ind w:left="672" w:hanging="672"/>
+        <w:rPr>
+          <w:rFonts w:hint="eastAsia"/>
+        </w:rPr>
+      </w:pPr>
+      <w:r>
+        <w:rPr>
+          <w:noProof/>
+        </w:rPr>
+        <w:drawing>
+          <wp:anchor distT="0" distB="0" distL="114300" distR="114300" simplePos="0" relativeHeight="251662848" behindDoc="0" locked="0" layoutInCell="1" allowOverlap="1" wp14:anchorId="754A0223" wp14:editId="1C5D46D0">
+            <wp:simplePos x="0" y="0"/>
+            <wp:positionH relativeFrom="column">
+              <wp:posOffset>4399363</wp:posOffset>
+            </wp:positionH>
+            <wp:positionV relativeFrom="paragraph">
+              <wp:posOffset>536993</wp:posOffset>
+            </wp:positionV>
+            <wp:extent cx="596805" cy="906180"/>
+            <wp:effectExtent l="0" t="0" r="0" b="8255"/>
+            <wp:wrapNone/>
+            <wp:docPr id="2133203363" name="图片 1"/>
+            <wp:cNvGraphicFramePr>
+              <a:graphicFrameLocks xmlns:a="http://schemas.openxmlformats.org/drawingml/2006/main" noChangeAspect="1"/>
+            </wp:cNvGraphicFramePr>
+            <a:graphic xmlns:a="http://schemas.openxmlformats.org/drawingml/2006/main">
+              <a:graphicData uri="http://schemas.openxmlformats.org/drawingml/2006/picture">
+                <pic:pic xmlns:pic="http://schemas.openxmlformats.org/drawingml/2006/picture">
+                  <pic:nvPicPr>
+                    <pic:cNvPr id="2133203363" name=""/>
+                    <pic:cNvPicPr/>
+                  </pic:nvPicPr>
+                  <pic:blipFill>
+                    <a:blip r:embed="rId26" cstate="print">
+                      <a:extLst>
+                        <a:ext uri="{28A0092B-C50C-407E-A947-70E740481C1C}">
+                          <a14:useLocalDpi xmlns:a14="http://schemas.microsoft.com/office/drawing/2010/main" val="0"/>
+                        </a:ext>
+                      </a:extLst>
+                    </a:blip>
+                    <a:stretch>
+                      <a:fillRect/>
+                    </a:stretch>
+                  </pic:blipFill>
+                  <pic:spPr>
+                    <a:xfrm>
+                      <a:off x="0" y="0"/>
+                      <a:ext cx="610752" cy="927356"/>
+                    </a:xfrm>
+                    <a:prstGeom prst="rect">
+                      <a:avLst/>
+                    </a:prstGeom>
+                  </pic:spPr>
+                </pic:pic>
+              </a:graphicData>
+            </a:graphic>
+            <wp14:sizeRelH relativeFrom="page">
+              <wp14:pctWidth>0</wp14:pctWidth>
+            </wp14:sizeRelH>
+            <wp14:sizeRelV relativeFrom="page">
+              <wp14:pctHeight>0</wp14:pctHeight>
+            </wp14:sizeRelV>
+          </wp:anchor>
+        </w:drawing>
+      </w:r>
+      <w:r>
+        <w:t>某四缸四冲程汽油机，其单缸做功冲程的原理示意图如图所示。已知单缸活塞的横截面积是</w:t>
+      </w:r>
+      <w:r>
+        <w:t>20cm</w:t>
+      </w:r>
+      <w:r>
+        <w:rPr>
+          <w:vertAlign w:val="superscript"/>
+        </w:rPr>
+        <w:t>2</w:t>
+      </w:r>
+      <w:r>
+        <w:t>，活塞移动的距离是</w:t>
+      </w:r>
+      <w:r>
+        <w:t>40mm</w:t>
+      </w:r>
+      <w:r>
+        <w:t>。当该发动机曲轴以</w:t>
+      </w:r>
+      <w:r>
+        <w:t>3000r/min</w:t>
+      </w:r>
+      <w:r>
+        <w:t>的转速运转时，发动机的输出总功率为</w:t>
+      </w:r>
+      <w:r>
+        <w:t>8kW</w:t>
+      </w:r>
+      <w:r>
+        <w:t>。试求：</w:t>
+      </w:r>
+    </w:p>
+    <w:p>
+      <w:pPr>
+        <w:pStyle w:val="af0"/>
+        <w:ind w:left="319" w:hangingChars="152" w:hanging="319"/>
+        <w:rPr>
+          <w:rFonts w:hint="eastAsia"/>
+        </w:rPr>
+      </w:pPr>
+    </w:p>
+    <w:p>
+      <w:pPr>
+        <w:pStyle w:val="123"/>
+        <w:rPr>
+          <w:rFonts w:hint="eastAsia"/>
+        </w:rPr>
+      </w:pPr>
+      <w:r>
+        <w:rPr>
+          <w:rFonts w:hint="eastAsia"/>
+        </w:rPr>
+        <w:t>(1</w:t>
+      </w:r>
+      <w:r>
+        <w:rPr>
+          <w:rFonts w:hint="eastAsia"/>
+        </w:rPr>
+        <w:t>）该发动机正常工作时，</w:t>
+      </w:r>
+      <w:r>
+        <w:rPr>
+          <w:rFonts w:hint="eastAsia"/>
+        </w:rPr>
+        <w:t>1s</w:t>
+      </w:r>
+      <w:r>
+        <w:rPr>
+          <w:rFonts w:hint="eastAsia"/>
+        </w:rPr>
+        <w:t>内四个气缸共对外做功多少次？</w:t>
+      </w:r>
+    </w:p>
+    <w:p>
+      <w:pPr>
+        <w:pStyle w:val="123"/>
+        <w:rPr>
+          <w:rFonts w:hint="eastAsia"/>
+        </w:rPr>
+      </w:pPr>
+      <w:r>
+        <w:rPr>
+          <w:rFonts w:hint="eastAsia"/>
+        </w:rPr>
+        <w:t>(2</w:t>
+      </w:r>
+      <w:r>
+        <w:rPr>
+          <w:rFonts w:hint="eastAsia"/>
+        </w:rPr>
+        <w:t>）在做功冲程中，燃气对单个活塞的平均压强是多少？</w:t>
+      </w:r>
+    </w:p>
+    <w:p>
+      <w:pPr>
+        <w:pStyle w:val="123"/>
+      </w:pPr>
+      <w:r>
+        <w:rPr>
+          <w:rFonts w:hint="eastAsia"/>
+        </w:rPr>
+        <w:t>(3</w:t>
+      </w:r>
+      <w:r>
+        <w:rPr>
+          <w:rFonts w:hint="eastAsia"/>
+        </w:rPr>
+        <w:t>）若该汽油机的效率为</w:t>
+      </w:r>
+      <w:r>
+        <w:rPr>
+          <w:rFonts w:hint="eastAsia"/>
+        </w:rPr>
+        <w:t>10%</w:t>
+      </w:r>
+      <w:r>
+        <w:rPr>
+          <w:rFonts w:hint="eastAsia"/>
+        </w:rPr>
+        <w:t>，则它正常工作</w:t>
+      </w:r>
+      <w:r>
+        <w:rPr>
+          <w:rFonts w:hint="eastAsia"/>
+        </w:rPr>
+        <w:t>1min</w:t>
+      </w:r>
+      <w:r>
+        <w:rPr>
+          <w:rFonts w:hint="eastAsia"/>
+        </w:rPr>
+        <w:t>汽油完全燃烧放出的热量是多少</w:t>
+      </w:r>
+      <w:r>
+        <w:rPr>
+          <w:rFonts w:hint="eastAsia"/>
+        </w:rPr>
+        <w:t>?</w:t>
+      </w:r>
+    </w:p>
+    <w:p>
+      <w:pPr>
+        <w:pStyle w:val="1230"/>
+        <w:ind w:left="588"/>
+        <w:rPr>
+          <w:rFonts w:hint="eastAsia"/>
+        </w:rPr>
+      </w:pPr>
+      <w:r>
+        <w:rPr>
+          <w:rFonts w:hint="eastAsia"/>
+        </w:rPr>
+        <w:t>【答案】</w:t>
+      </w:r>
+      <w:r>
+        <w:rPr>
+          <w:rFonts w:hint="eastAsia"/>
+        </w:rPr>
+        <w:t>(1) N</w:t>
+      </w:r>
+      <w:r>
+        <w:rPr>
+          <w:rFonts w:hint="eastAsia"/>
+          <w:vertAlign w:val="subscript"/>
+        </w:rPr>
+        <w:t>总</w:t>
+      </w:r>
+      <w:r>
+        <w:rPr>
+          <w:rFonts w:hint="eastAsia"/>
+        </w:rPr>
+        <w:t>=100</w:t>
+      </w:r>
+      <w:r>
+        <w:rPr>
+          <w:rFonts w:hint="eastAsia"/>
+        </w:rPr>
+        <w:t>次</w:t>
+      </w:r>
+    </w:p>
+    <w:p>
+      <w:pPr>
+        <w:pStyle w:val="1230"/>
+        <w:ind w:left="588"/>
+      </w:pPr>
+      <w:r>
+        <w:t>(2) p = 1.0 × 10</w:t>
+      </w:r>
+      <w:r>
+        <w:rPr>
+          <w:vertAlign w:val="superscript"/>
+        </w:rPr>
+        <w:t>6</w:t>
+      </w:r>
+      <w:r>
+        <w:t xml:space="preserve"> Pa</w:t>
+      </w:r>
+    </w:p>
+    <w:p>
+      <w:pPr>
+        <w:pStyle w:val="1230"/>
+        <w:ind w:left="588"/>
+        <w:rPr>
+          <w:rFonts w:hint="eastAsia"/>
+        </w:rPr>
+      </w:pPr>
+      <w:r>
+        <w:rPr>
+          <w:rFonts w:hint="eastAsia"/>
+        </w:rPr>
+        <w:t>(3)Q</w:t>
+      </w:r>
+      <w:r>
+        <w:rPr>
+          <w:rFonts w:hint="eastAsia"/>
+          <w:vertAlign w:val="subscript"/>
+        </w:rPr>
+        <w:t>放</w:t>
+      </w:r>
+      <w:r>
+        <w:rPr>
+          <w:rFonts w:hint="eastAsia"/>
+        </w:rPr>
+        <w:t xml:space="preserve"> =4.8</w:t>
+      </w:r>
+      <w:r>
+        <w:rPr>
+          <w:rFonts w:hint="eastAsia"/>
+        </w:rPr>
+        <w:t>×</w:t>
+      </w:r>
+      <w:r>
+        <w:rPr>
+          <w:rFonts w:hint="eastAsia"/>
+        </w:rPr>
+        <w:t>10</w:t>
+      </w:r>
+      <w:r>
+        <w:rPr>
+          <w:rFonts w:hint="eastAsia"/>
+          <w:vertAlign w:val="superscript"/>
+        </w:rPr>
+        <w:t>6</w:t>
+      </w:r>
+      <w:r>
+        <w:rPr>
+          <w:rFonts w:hint="eastAsia"/>
+        </w:rPr>
+        <w:t>J</w:t>
       </w:r>
     </w:p>
     <w:p>
@@ -7194,7 +7692,14 @@
         <w:rPr>
           <w:rFonts w:hint="eastAsia"/>
         </w:rPr>
-        <w:t>）汽车内燃机一个工作循环包括四个冲程，一个汽缸正常工作四个冲程的顺序是</w:t>
+        <w:t>）汽车</w:t>
+      </w:r>
+      <w:r>
+        <w:rPr>
+          <w:rFonts w:hint="eastAsia"/>
+        </w:rPr>
+        <w:lastRenderedPageBreak/>
+        <w:t>内燃机一个工作循环包括四个冲程，一个汽缸正常工作四个冲程的顺序是</w:t>
       </w:r>
       <w:r>
         <w:rPr>
@@ -7438,7 +7943,6 @@
           <w:rFonts w:hint="eastAsia"/>
           <w:noProof/>
         </w:rPr>
-        <w:lastRenderedPageBreak/>
         <w:drawing>
           <wp:inline distT="0" distB="0" distL="0" distR="0" wp14:anchorId="6911F5F9" wp14:editId="7116308A">
             <wp:extent cx="2006600" cy="920115"/>
@@ -7457,7 +7961,7 @@
                     </pic:cNvPicPr>
                   </pic:nvPicPr>
                   <pic:blipFill>
-                    <a:blip r:embed="rId26" cstate="print"/>
+                    <a:blip r:embed="rId27" cstate="print"/>
                     <a:stretch>
                       <a:fillRect/>
                     </a:stretch>
@@ -7685,10 +8189,10 @@
       </w:r>
     </w:p>
     <w:sectPr>
-      <w:headerReference w:type="even" r:id="rId27"/>
-      <w:headerReference w:type="default" r:id="rId28"/>
-      <w:footerReference w:type="even" r:id="rId29"/>
-      <w:footerReference w:type="default" r:id="rId30"/>
+      <w:headerReference w:type="even" r:id="rId28"/>
+      <w:headerReference w:type="default" r:id="rId29"/>
+      <w:footerReference w:type="even" r:id="rId30"/>
+      <w:footerReference w:type="default" r:id="rId31"/>
       <w:pgSz w:w="10319" w:h="14515"/>
       <w:pgMar w:top="1134" w:right="1021" w:bottom="851" w:left="1021" w:header="737" w:footer="567" w:gutter="0"/>
       <w:pgNumType w:start="1"/>

--- a/大优教材定制/调整版本/秋09 第3讲热机效率 教师版.docx
+++ b/大优教材定制/调整版本/秋09 第3讲热机效率 教师版.docx
@@ -353,27 +353,6 @@
     </w:p>
     <w:p>
       <w:pPr>
-        <w:spacing w:line="288" w:lineRule="auto"/>
-        <w:ind w:leftChars="-100" w:left="-210"/>
-        <w:rPr>
-          <w:rFonts w:ascii="Times New Roman" w:eastAsiaTheme="majorEastAsia" w:hAnsi="Times New Roman" w:cs="Times New Roman"/>
-          <w:b/>
-          <w:bCs/>
-          <w:color w:val="0000FF"/>
-        </w:rPr>
-      </w:pPr>
-      <w:r>
-        <w:rPr>
-          <w:rFonts w:ascii="Times New Roman" w:eastAsiaTheme="majorEastAsia" w:hAnsi="Times New Roman" w:cs="Times New Roman" w:hint="eastAsia"/>
-          <w:b/>
-          <w:bCs/>
-          <w:color w:val="0000FF"/>
-        </w:rPr>
-        <w:t>热值</w:t>
-      </w:r>
-    </w:p>
-    <w:p>
-      <w:pPr>
         <w:pStyle w:val="af0"/>
         <w:ind w:left="672" w:hanging="672"/>
       </w:pPr>
@@ -1150,7 +1129,6 @@
         <w:rPr>
           <w:rFonts w:hint="eastAsia"/>
         </w:rPr>
-        <w:lastRenderedPageBreak/>
         <w:t>【答案】</w:t>
       </w:r>
       <w:r>
@@ -1159,33 +1137,6 @@
         </w:rPr>
         <w:t>B</w:t>
       </w:r>
-    </w:p>
-    <w:p>
-      <w:pPr>
-        <w:spacing w:line="288" w:lineRule="auto"/>
-        <w:ind w:leftChars="-100" w:left="-210"/>
-        <w:rPr>
-          <w:rFonts w:ascii="Times New Roman" w:eastAsiaTheme="majorEastAsia" w:hAnsi="Times New Roman" w:cs="Times New Roman"/>
-          <w:b/>
-          <w:bCs/>
-          <w:color w:val="0000FF"/>
-        </w:rPr>
-      </w:pPr>
-      <w:r>
-        <w:rPr>
-          <w:rFonts w:ascii="Times New Roman" w:eastAsiaTheme="majorEastAsia" w:hAnsi="Times New Roman" w:cs="Times New Roman" w:hint="eastAsia"/>
-          <w:b/>
-          <w:bCs/>
-          <w:color w:val="0000FF"/>
-        </w:rPr>
-        <w:t>热效率理解</w:t>
-      </w:r>
-    </w:p>
-    <w:p>
-      <w:pPr>
-        <w:pStyle w:val="1230"/>
-        <w:ind w:left="588"/>
-      </w:pPr>
     </w:p>
     <w:p>
       <w:pPr>
@@ -1198,6 +1149,7 @@
           <w:noProof/>
           <w:szCs w:val="22"/>
         </w:rPr>
+        <w:lastRenderedPageBreak/>
         <mc:AlternateContent>
           <mc:Choice Requires="wps">
             <w:drawing>
@@ -2463,6 +2415,24 @@
         </w:rPr>
         <w:t>D</w:t>
       </w:r>
+    </w:p>
+    <w:p>
+      <w:pPr>
+        <w:pStyle w:val="1230"/>
+        <w:ind w:left="588"/>
+      </w:pPr>
+    </w:p>
+    <w:p>
+      <w:pPr>
+        <w:pStyle w:val="1230"/>
+        <w:ind w:left="588"/>
+      </w:pPr>
+    </w:p>
+    <w:p>
+      <w:pPr>
+        <w:pStyle w:val="1230"/>
+        <w:ind w:left="588"/>
+      </w:pPr>
     </w:p>
     <w:p>
       <w:pPr>
@@ -3258,9 +3228,9 @@
           <w:noProof/>
         </w:rPr>
         <w:drawing>
-          <wp:inline distT="0" distB="0" distL="0" distR="0" wp14:anchorId="1E653EE9" wp14:editId="2D2B25FF">
-            <wp:extent cx="2995295" cy="1424940"/>
-            <wp:effectExtent l="0" t="0" r="5715" b="0"/>
+          <wp:inline distT="0" distB="0" distL="0" distR="0" wp14:anchorId="1E653EE9" wp14:editId="74540582">
+            <wp:extent cx="2125226" cy="1011025"/>
+            <wp:effectExtent l="0" t="0" r="8890" b="0"/>
             <wp:docPr id="35" name="图片24" descr="菁优网：http://www.jyeoo.com"/>
             <wp:cNvGraphicFramePr>
               <a:graphicFrameLocks xmlns:a="http://schemas.openxmlformats.org/drawingml/2006/main" noChangeAspect="1"/>
@@ -3283,7 +3253,7 @@
                   <pic:spPr>
                     <a:xfrm>
                       <a:off x="0" y="0"/>
-                      <a:ext cx="2995295" cy="1424940"/>
+                      <a:ext cx="2146905" cy="1021338"/>
                     </a:xfrm>
                     <a:prstGeom prst="rect">
                       <a:avLst/>
@@ -3361,27 +3331,6 @@
           <w:rFonts w:hint="eastAsia"/>
         </w:rPr>
         <w:t>）①甲、乙；温度计示数；②甲、丙；加热时间。</w:t>
-      </w:r>
-    </w:p>
-    <w:p>
-      <w:pPr>
-        <w:spacing w:line="288" w:lineRule="auto"/>
-        <w:ind w:leftChars="-100" w:left="-210"/>
-        <w:rPr>
-          <w:rFonts w:ascii="Times New Roman" w:eastAsiaTheme="majorEastAsia" w:hAnsi="Times New Roman" w:cs="Times New Roman"/>
-          <w:b/>
-          <w:bCs/>
-          <w:color w:val="0000FF"/>
-        </w:rPr>
-      </w:pPr>
-      <w:r>
-        <w:rPr>
-          <w:rFonts w:ascii="Times New Roman" w:eastAsiaTheme="majorEastAsia" w:hAnsi="Times New Roman" w:cs="Times New Roman" w:hint="eastAsia"/>
-          <w:b/>
-          <w:bCs/>
-          <w:color w:val="0000FF"/>
-        </w:rPr>
-        <w:t>加热效率计算</w:t>
       </w:r>
     </w:p>
     <w:p>
@@ -3780,11 +3729,10 @@
           <w:rFonts w:hint="eastAsia"/>
           <w:noProof/>
         </w:rPr>
-        <w:lastRenderedPageBreak/>
         <w:drawing>
-          <wp:inline distT="0" distB="0" distL="0" distR="0" wp14:anchorId="783DFD6C" wp14:editId="7D300D0B">
-            <wp:extent cx="1581785" cy="1224280"/>
-            <wp:effectExtent l="0" t="0" r="5080" b="6350"/>
+          <wp:inline distT="0" distB="0" distL="0" distR="0" wp14:anchorId="783DFD6C" wp14:editId="1885BE7F">
+            <wp:extent cx="834013" cy="645515"/>
+            <wp:effectExtent l="0" t="0" r="4445" b="2540"/>
             <wp:docPr id="42" name="图片24" descr="菁优网：http://www.jyeoo.com"/>
             <wp:cNvGraphicFramePr>
               <a:graphicFrameLocks xmlns:a="http://schemas.openxmlformats.org/drawingml/2006/main" noChangeAspect="1"/>
@@ -3807,7 +3755,7 @@
                   <pic:spPr>
                     <a:xfrm>
                       <a:off x="0" y="0"/>
-                      <a:ext cx="1581785" cy="1224280"/>
+                      <a:ext cx="844510" cy="653639"/>
                     </a:xfrm>
                     <a:prstGeom prst="rect">
                       <a:avLst/>
@@ -4010,89 +3958,6 @@
     </w:p>
     <w:p>
       <w:pPr>
-        <w:spacing w:line="360" w:lineRule="auto"/>
-        <w:rPr>
-          <w:rFonts w:ascii="Times New Roman" w:eastAsia="新宋体" w:hAnsi="Times New Roman"/>
-          <w:szCs w:val="21"/>
-        </w:rPr>
-      </w:pPr>
-      <w:r>
-        <w:rPr>
-          <w:rFonts w:ascii="Times New Roman" w:eastAsia="新宋体" w:hAnsi="Times New Roman" w:hint="eastAsia"/>
-          <w:color w:val="FFFFFF"/>
-          <w:sz w:val="1"/>
-          <w:szCs w:val="1"/>
-        </w:rPr>
-        <w:t>声明：试题解析著作权属</w:t>
-      </w:r>
-      <w:proofErr w:type="gramStart"/>
-      <w:r>
-        <w:rPr>
-          <w:rFonts w:ascii="Times New Roman" w:eastAsia="新宋体" w:hAnsi="Times New Roman" w:hint="eastAsia"/>
-          <w:color w:val="FFFFFF"/>
-          <w:sz w:val="1"/>
-          <w:szCs w:val="1"/>
-        </w:rPr>
-        <w:t>菁优网</w:t>
-      </w:r>
-      <w:proofErr w:type="gramEnd"/>
-      <w:r>
-        <w:rPr>
-          <w:rFonts w:ascii="Times New Roman" w:eastAsia="新宋体" w:hAnsi="Times New Roman" w:hint="eastAsia"/>
-          <w:color w:val="FFFFFF"/>
-          <w:sz w:val="1"/>
-          <w:szCs w:val="1"/>
-        </w:rPr>
-        <w:t>所有，未经书面同意，不得复制发布日期：</w:t>
-      </w:r>
-      <w:r>
-        <w:rPr>
-          <w:rFonts w:ascii="Times New Roman" w:eastAsia="新宋体" w:hAnsi="Times New Roman" w:hint="eastAsia"/>
-          <w:color w:val="FFFFFF"/>
-          <w:sz w:val="1"/>
-          <w:szCs w:val="1"/>
-        </w:rPr>
-        <w:t>2026/5/6 13:59:42</w:t>
-      </w:r>
-      <w:r>
-        <w:rPr>
-          <w:rFonts w:ascii="Times New Roman" w:eastAsia="新宋体" w:hAnsi="Times New Roman" w:hint="eastAsia"/>
-          <w:color w:val="FFFFFF"/>
-          <w:sz w:val="1"/>
-          <w:szCs w:val="1"/>
-        </w:rPr>
-        <w:t>；用户：叶东华；邮箱：</w:t>
-      </w:r>
-      <w:r>
-        <w:rPr>
-          <w:rFonts w:ascii="Times New Roman" w:eastAsia="新宋体" w:hAnsi="Times New Roman" w:hint="eastAsia"/>
-          <w:color w:val="FFFFFF"/>
-          <w:sz w:val="1"/>
-          <w:szCs w:val="1"/>
-        </w:rPr>
-        <w:t>xhjycpczwl02@xyh.com</w:t>
-      </w:r>
-      <w:r>
-        <w:rPr>
-          <w:rFonts w:ascii="Times New Roman" w:eastAsia="新宋体" w:hAnsi="Times New Roman" w:hint="eastAsia"/>
-          <w:color w:val="FFFFFF"/>
-          <w:sz w:val="1"/>
-          <w:szCs w:val="1"/>
-        </w:rPr>
-        <w:t>；学号：</w:t>
-      </w:r>
-      <w:r>
-        <w:rPr>
-          <w:rFonts w:ascii="Times New Roman" w:eastAsia="新宋体" w:hAnsi="Times New Roman" w:hint="eastAsia"/>
-          <w:color w:val="FFFFFF"/>
-          <w:sz w:val="1"/>
-          <w:szCs w:val="1"/>
-        </w:rPr>
-        <w:t>21041089</w:t>
-      </w:r>
-    </w:p>
-    <w:p>
-      <w:pPr>
         <w:pStyle w:val="af0"/>
         <w:ind w:left="672" w:hanging="672"/>
       </w:pPr>
@@ -4102,6 +3967,7 @@
           <w:noProof/>
           <w:szCs w:val="22"/>
         </w:rPr>
+        <w:lastRenderedPageBreak/>
         <mc:AlternateContent>
           <mc:Choice Requires="wps">
             <w:drawing>
@@ -4382,9 +4248,9 @@
           <w:noProof/>
         </w:rPr>
         <w:drawing>
-          <wp:inline distT="0" distB="0" distL="0" distR="0" wp14:anchorId="387EE0BB" wp14:editId="76802C23">
-            <wp:extent cx="2487930" cy="1445895"/>
-            <wp:effectExtent l="0" t="0" r="5715" b="635"/>
+          <wp:inline distT="0" distB="0" distL="0" distR="0" wp14:anchorId="387EE0BB" wp14:editId="52D464D9">
+            <wp:extent cx="1195754" cy="694928"/>
+            <wp:effectExtent l="0" t="0" r="4445" b="0"/>
             <wp:docPr id="19" name="图片24" descr="菁优网：http://www.jyeoo.com"/>
             <wp:cNvGraphicFramePr>
               <a:graphicFrameLocks xmlns:a="http://schemas.openxmlformats.org/drawingml/2006/main" noChangeAspect="1"/>
@@ -4407,7 +4273,7 @@
                   <pic:spPr>
                     <a:xfrm>
                       <a:off x="0" y="0"/>
-                      <a:ext cx="2487930" cy="1445895"/>
+                      <a:ext cx="1213032" cy="704969"/>
                     </a:xfrm>
                     <a:prstGeom prst="rect">
                       <a:avLst/>
@@ -4931,33 +4797,6 @@
     </w:p>
     <w:p>
       <w:pPr>
-        <w:pStyle w:val="123"/>
-        <w:ind w:leftChars="0" w:left="0"/>
-      </w:pPr>
-    </w:p>
-    <w:p>
-      <w:pPr>
-        <w:pStyle w:val="123"/>
-        <w:ind w:leftChars="0" w:left="0"/>
-        <w:rPr>
-          <w:b/>
-          <w:bCs/>
-          <w:color w:val="0000FF"/>
-        </w:rPr>
-      </w:pPr>
-      <w:r>
-        <w:rPr>
-          <w:rFonts w:hint="eastAsia"/>
-          <w:b/>
-          <w:bCs/>
-          <w:color w:val="0000FF"/>
-        </w:rPr>
-        <w:lastRenderedPageBreak/>
-        <w:t>热机效率计算</w:t>
-      </w:r>
-    </w:p>
-    <w:p>
-      <w:pPr>
         <w:pStyle w:val="af0"/>
         <w:ind w:left="672" w:hanging="672"/>
       </w:pPr>
@@ -5147,39 +4986,18 @@
         </w:rPr>
         <w:t>，在水平路面上匀速直线行驶过程中阻力为车所受重力的</w:t>
       </w:r>
-      <m:oMath>
-        <m:f>
-          <m:fPr>
-            <m:ctrlPr>
-              <w:rPr>
-                <w:rFonts w:ascii="Cambria Math" w:eastAsia="新宋体" w:hAnsi="Cambria Math"/>
-                <w:sz w:val="28"/>
-                <w:szCs w:val="28"/>
-              </w:rPr>
-            </m:ctrlPr>
-          </m:fPr>
-          <m:num>
-            <m:r>
-              <w:rPr>
-                <w:rFonts w:ascii="Cambria Math" w:eastAsia="新宋体" w:hAnsi="Cambria Math"/>
-                <w:sz w:val="28"/>
-                <w:szCs w:val="28"/>
-              </w:rPr>
-              <m:t>1</m:t>
-            </m:r>
-          </m:num>
-          <m:den>
-            <m:r>
-              <w:rPr>
-                <w:rFonts w:ascii="Cambria Math" w:eastAsia="新宋体" w:hAnsi="Cambria Math"/>
-                <w:sz w:val="28"/>
-                <w:szCs w:val="28"/>
-              </w:rPr>
-              <m:t>2</m:t>
-            </m:r>
-          </m:den>
-        </m:f>
-      </m:oMath>
+      <w:r>
+        <w:rPr>
+          <w:rFonts w:eastAsia="新宋体" w:hint="eastAsia"/>
+        </w:rPr>
+        <w:t>0.5</w:t>
+      </w:r>
+      <w:r>
+        <w:rPr>
+          <w:rFonts w:eastAsia="新宋体" w:hint="eastAsia"/>
+        </w:rPr>
+        <w:t>倍</w:t>
+      </w:r>
       <w:r>
         <w:rPr>
           <w:rFonts w:eastAsia="新宋体" w:hint="eastAsia"/>
@@ -5570,9 +5388,9 @@
           <w:noProof/>
         </w:rPr>
         <w:drawing>
-          <wp:inline distT="0" distB="0" distL="0" distR="0" wp14:anchorId="50991558" wp14:editId="1BD49EAC">
-            <wp:extent cx="1442085" cy="1124585"/>
-            <wp:effectExtent l="0" t="0" r="4445" b="8890"/>
+          <wp:inline distT="0" distB="0" distL="0" distR="0" wp14:anchorId="50991558" wp14:editId="0C302DAA">
+            <wp:extent cx="823965" cy="642555"/>
+            <wp:effectExtent l="0" t="0" r="0" b="5715"/>
             <wp:docPr id="39" name="图片24" descr="菁优网：http://www.jyeoo.com"/>
             <wp:cNvGraphicFramePr>
               <a:graphicFrameLocks xmlns:a="http://schemas.openxmlformats.org/drawingml/2006/main" noChangeAspect="1"/>
@@ -5595,7 +5413,7 @@
                   <pic:spPr>
                     <a:xfrm>
                       <a:off x="0" y="0"/>
-                      <a:ext cx="1442085" cy="1124585"/>
+                      <a:ext cx="841795" cy="656459"/>
                     </a:xfrm>
                     <a:prstGeom prst="rect">
                       <a:avLst/>
@@ -5726,6 +5544,7 @@
         <w:rPr>
           <w:rFonts w:hint="eastAsia"/>
         </w:rPr>
+        <w:lastRenderedPageBreak/>
         <w:t>（</w:t>
       </w:r>
       <w:r>
@@ -6323,11 +6142,10 @@
           <w:rFonts w:hint="eastAsia"/>
           <w:noProof/>
         </w:rPr>
-        <w:lastRenderedPageBreak/>
         <w:drawing>
-          <wp:inline distT="0" distB="0" distL="0" distR="0" wp14:anchorId="6D1888CB" wp14:editId="6144C0EA">
-            <wp:extent cx="3363595" cy="982345"/>
-            <wp:effectExtent l="0" t="0" r="4445" b="0"/>
+          <wp:inline distT="0" distB="0" distL="0" distR="0" wp14:anchorId="6D1888CB" wp14:editId="75855AAF">
+            <wp:extent cx="2964264" cy="865720"/>
+            <wp:effectExtent l="0" t="0" r="7620" b="0"/>
             <wp:docPr id="41" name="图片24" descr="菁优网：http://www.jyeoo.com"/>
             <wp:cNvGraphicFramePr>
               <a:graphicFrameLocks xmlns:a="http://schemas.openxmlformats.org/drawingml/2006/main" noChangeAspect="1"/>
@@ -6350,7 +6168,7 @@
                   <pic:spPr>
                     <a:xfrm>
                       <a:off x="0" y="0"/>
-                      <a:ext cx="3363595" cy="982345"/>
+                      <a:ext cx="2979299" cy="870111"/>
                     </a:xfrm>
                     <a:prstGeom prst="rect">
                       <a:avLst/>
@@ -6595,30 +6413,6 @@
         </w:rPr>
         <w:t>。</w:t>
       </w:r>
-    </w:p>
-    <w:p>
-      <w:pPr>
-        <w:pStyle w:val="1230"/>
-        <w:ind w:left="588"/>
-      </w:pPr>
-    </w:p>
-    <w:p>
-      <w:pPr>
-        <w:pStyle w:val="1230"/>
-        <w:ind w:left="588"/>
-      </w:pPr>
-    </w:p>
-    <w:p>
-      <w:pPr>
-        <w:pStyle w:val="1230"/>
-        <w:ind w:left="588"/>
-      </w:pPr>
-    </w:p>
-    <w:p>
-      <w:pPr>
-        <w:pStyle w:val="1230"/>
-        <w:ind w:left="588"/>
-      </w:pPr>
     </w:p>
     <w:p>
       <w:pPr>
@@ -6787,373 +6581,20 @@
     </w:p>
     <w:p>
       <w:pPr>
-        <w:spacing w:line="288" w:lineRule="auto"/>
-        <w:ind w:leftChars="-100" w:left="-210"/>
-        <w:rPr>
-          <w:rFonts w:ascii="Times New Roman" w:eastAsiaTheme="majorEastAsia" w:hAnsi="Times New Roman" w:cs="Times New Roman"/>
-          <w:b/>
-          <w:bCs/>
-          <w:color w:val="0000FF"/>
-        </w:rPr>
-      </w:pPr>
-      <w:r>
-        <w:rPr>
-          <w:rFonts w:ascii="Times New Roman" w:eastAsiaTheme="majorEastAsia" w:hAnsi="Times New Roman" w:cs="Times New Roman" w:hint="eastAsia"/>
-          <w:b/>
-          <w:bCs/>
-          <w:color w:val="0000FF"/>
-        </w:rPr>
-        <w:t>压强压力气缸多</w:t>
-      </w:r>
-      <w:r>
-        <w:rPr>
-          <w:rFonts w:ascii="Times New Roman" w:eastAsiaTheme="majorEastAsia" w:hAnsi="Times New Roman" w:cs="Times New Roman" w:hint="eastAsia"/>
-          <w:b/>
-          <w:bCs/>
-          <w:color w:val="0000FF"/>
-        </w:rPr>
-        <w:t>缸</w:t>
-      </w:r>
-    </w:p>
-    <w:p>
-      <w:pPr>
         <w:pStyle w:val="af0"/>
         <w:ind w:left="672" w:hanging="672"/>
-        <w:rPr>
-          <w:rFonts w:hint="eastAsia"/>
-        </w:rPr>
       </w:pPr>
       <w:r>
         <w:rPr>
           <w:noProof/>
-        </w:rPr>
-        <w:drawing>
-          <wp:anchor distT="0" distB="0" distL="114300" distR="114300" simplePos="0" relativeHeight="251662848" behindDoc="0" locked="0" layoutInCell="1" allowOverlap="1" wp14:anchorId="754A0223" wp14:editId="1C5D46D0">
-            <wp:simplePos x="0" y="0"/>
-            <wp:positionH relativeFrom="column">
-              <wp:posOffset>4399363</wp:posOffset>
-            </wp:positionH>
-            <wp:positionV relativeFrom="paragraph">
-              <wp:posOffset>536993</wp:posOffset>
-            </wp:positionV>
-            <wp:extent cx="596805" cy="906180"/>
-            <wp:effectExtent l="0" t="0" r="0" b="8255"/>
-            <wp:wrapNone/>
-            <wp:docPr id="2133203363" name="图片 1"/>
-            <wp:cNvGraphicFramePr>
-              <a:graphicFrameLocks xmlns:a="http://schemas.openxmlformats.org/drawingml/2006/main" noChangeAspect="1"/>
-            </wp:cNvGraphicFramePr>
-            <a:graphic xmlns:a="http://schemas.openxmlformats.org/drawingml/2006/main">
-              <a:graphicData uri="http://schemas.openxmlformats.org/drawingml/2006/picture">
-                <pic:pic xmlns:pic="http://schemas.openxmlformats.org/drawingml/2006/picture">
-                  <pic:nvPicPr>
-                    <pic:cNvPr id="2133203363" name=""/>
-                    <pic:cNvPicPr/>
-                  </pic:nvPicPr>
-                  <pic:blipFill>
-                    <a:blip r:embed="rId26" cstate="print">
-                      <a:extLst>
-                        <a:ext uri="{28A0092B-C50C-407E-A947-70E740481C1C}">
-                          <a14:useLocalDpi xmlns:a14="http://schemas.microsoft.com/office/drawing/2010/main" val="0"/>
-                        </a:ext>
-                      </a:extLst>
-                    </a:blip>
-                    <a:stretch>
-                      <a:fillRect/>
-                    </a:stretch>
-                  </pic:blipFill>
-                  <pic:spPr>
-                    <a:xfrm>
-                      <a:off x="0" y="0"/>
-                      <a:ext cx="610752" cy="927356"/>
-                    </a:xfrm>
-                    <a:prstGeom prst="rect">
-                      <a:avLst/>
-                    </a:prstGeom>
-                  </pic:spPr>
-                </pic:pic>
-              </a:graphicData>
-            </a:graphic>
-            <wp14:sizeRelH relativeFrom="page">
-              <wp14:pctWidth>0</wp14:pctWidth>
-            </wp14:sizeRelH>
-            <wp14:sizeRelV relativeFrom="page">
-              <wp14:pctHeight>0</wp14:pctHeight>
-            </wp14:sizeRelV>
-          </wp:anchor>
-        </w:drawing>
-      </w:r>
-      <w:r>
-        <w:t>某四缸四冲程汽油机，其单缸做功冲程的原理示意图如图所示。已知单缸活塞的横截面积是</w:t>
-      </w:r>
-      <w:r>
-        <w:t>20cm</w:t>
-      </w:r>
-      <w:r>
-        <w:rPr>
-          <w:vertAlign w:val="superscript"/>
-        </w:rPr>
-        <w:t>2</w:t>
-      </w:r>
-      <w:r>
-        <w:t>，活塞移动的距离是</w:t>
-      </w:r>
-      <w:r>
-        <w:t>40mm</w:t>
-      </w:r>
-      <w:r>
-        <w:t>。当该发动机曲轴以</w:t>
-      </w:r>
-      <w:r>
-        <w:t>3000r/min</w:t>
-      </w:r>
-      <w:r>
-        <w:t>的转速运转时，发动机的输出总功率为</w:t>
-      </w:r>
-      <w:r>
-        <w:t>8kW</w:t>
-      </w:r>
-      <w:r>
-        <w:t>。试求：</w:t>
-      </w:r>
-    </w:p>
-    <w:p>
-      <w:pPr>
-        <w:pStyle w:val="af0"/>
-        <w:ind w:left="319" w:hangingChars="152" w:hanging="319"/>
-        <w:rPr>
-          <w:rFonts w:hint="eastAsia"/>
-        </w:rPr>
-      </w:pPr>
-    </w:p>
-    <w:p>
-      <w:pPr>
-        <w:pStyle w:val="123"/>
-        <w:rPr>
-          <w:rFonts w:hint="eastAsia"/>
-        </w:rPr>
-      </w:pPr>
-      <w:r>
-        <w:rPr>
-          <w:rFonts w:hint="eastAsia"/>
-        </w:rPr>
-        <w:t>(1</w:t>
-      </w:r>
-      <w:r>
-        <w:rPr>
-          <w:rFonts w:hint="eastAsia"/>
-        </w:rPr>
-        <w:t>）该发动机正常工作时，</w:t>
-      </w:r>
-      <w:r>
-        <w:rPr>
-          <w:rFonts w:hint="eastAsia"/>
-        </w:rPr>
-        <w:t>1s</w:t>
-      </w:r>
-      <w:r>
-        <w:rPr>
-          <w:rFonts w:hint="eastAsia"/>
-        </w:rPr>
-        <w:t>内四个气缸共对外做功多少次？</w:t>
-      </w:r>
-    </w:p>
-    <w:p>
-      <w:pPr>
-        <w:pStyle w:val="123"/>
-        <w:rPr>
-          <w:rFonts w:hint="eastAsia"/>
-        </w:rPr>
-      </w:pPr>
-      <w:r>
-        <w:rPr>
-          <w:rFonts w:hint="eastAsia"/>
-        </w:rPr>
-        <w:t>(2</w:t>
-      </w:r>
-      <w:r>
-        <w:rPr>
-          <w:rFonts w:hint="eastAsia"/>
-        </w:rPr>
-        <w:t>）在做功冲程中，燃气对单个活塞的平均压强是多少？</w:t>
-      </w:r>
-    </w:p>
-    <w:p>
-      <w:pPr>
-        <w:pStyle w:val="123"/>
-      </w:pPr>
-      <w:r>
-        <w:rPr>
-          <w:rFonts w:hint="eastAsia"/>
-        </w:rPr>
-        <w:t>(3</w:t>
-      </w:r>
-      <w:r>
-        <w:rPr>
-          <w:rFonts w:hint="eastAsia"/>
-        </w:rPr>
-        <w:t>）若该汽油机的效率为</w:t>
-      </w:r>
-      <w:r>
-        <w:rPr>
-          <w:rFonts w:hint="eastAsia"/>
-        </w:rPr>
-        <w:t>10%</w:t>
-      </w:r>
-      <w:r>
-        <w:rPr>
-          <w:rFonts w:hint="eastAsia"/>
-        </w:rPr>
-        <w:t>，则它正常工作</w:t>
-      </w:r>
-      <w:r>
-        <w:rPr>
-          <w:rFonts w:hint="eastAsia"/>
-        </w:rPr>
-        <w:t>1min</w:t>
-      </w:r>
-      <w:r>
-        <w:rPr>
-          <w:rFonts w:hint="eastAsia"/>
-        </w:rPr>
-        <w:t>汽油完全燃烧放出的热量是多少</w:t>
-      </w:r>
-      <w:r>
-        <w:rPr>
-          <w:rFonts w:hint="eastAsia"/>
-        </w:rPr>
-        <w:t>?</w:t>
-      </w:r>
-    </w:p>
-    <w:p>
-      <w:pPr>
-        <w:pStyle w:val="1230"/>
-        <w:ind w:left="588"/>
-        <w:rPr>
-          <w:rFonts w:hint="eastAsia"/>
-        </w:rPr>
-      </w:pPr>
-      <w:r>
-        <w:rPr>
-          <w:rFonts w:hint="eastAsia"/>
-        </w:rPr>
-        <w:t>【答案】</w:t>
-      </w:r>
-      <w:r>
-        <w:rPr>
-          <w:rFonts w:hint="eastAsia"/>
-        </w:rPr>
-        <w:t>(1) N</w:t>
-      </w:r>
-      <w:r>
-        <w:rPr>
-          <w:rFonts w:hint="eastAsia"/>
-          <w:vertAlign w:val="subscript"/>
-        </w:rPr>
-        <w:t>总</w:t>
-      </w:r>
-      <w:r>
-        <w:rPr>
-          <w:rFonts w:hint="eastAsia"/>
-        </w:rPr>
-        <w:t>=100</w:t>
-      </w:r>
-      <w:r>
-        <w:rPr>
-          <w:rFonts w:hint="eastAsia"/>
-        </w:rPr>
-        <w:t>次</w:t>
-      </w:r>
-    </w:p>
-    <w:p>
-      <w:pPr>
-        <w:pStyle w:val="1230"/>
-        <w:ind w:left="588"/>
-      </w:pPr>
-      <w:r>
-        <w:t>(2) p = 1.0 × 10</w:t>
-      </w:r>
-      <w:r>
-        <w:rPr>
-          <w:vertAlign w:val="superscript"/>
-        </w:rPr>
-        <w:t>6</w:t>
-      </w:r>
-      <w:r>
-        <w:t xml:space="preserve"> Pa</w:t>
-      </w:r>
-    </w:p>
-    <w:p>
-      <w:pPr>
-        <w:pStyle w:val="1230"/>
-        <w:ind w:left="588"/>
-        <w:rPr>
-          <w:rFonts w:hint="eastAsia"/>
-        </w:rPr>
-      </w:pPr>
-      <w:r>
-        <w:rPr>
-          <w:rFonts w:hint="eastAsia"/>
-        </w:rPr>
-        <w:t>(3)Q</w:t>
-      </w:r>
-      <w:r>
-        <w:rPr>
-          <w:rFonts w:hint="eastAsia"/>
-          <w:vertAlign w:val="subscript"/>
-        </w:rPr>
-        <w:t>放</w:t>
-      </w:r>
-      <w:r>
-        <w:rPr>
-          <w:rFonts w:hint="eastAsia"/>
-        </w:rPr>
-        <w:t xml:space="preserve"> =4.8</w:t>
-      </w:r>
-      <w:r>
-        <w:rPr>
-          <w:rFonts w:hint="eastAsia"/>
-        </w:rPr>
-        <w:t>×</w:t>
-      </w:r>
-      <w:r>
-        <w:rPr>
-          <w:rFonts w:hint="eastAsia"/>
-        </w:rPr>
-        <w:t>10</w:t>
-      </w:r>
-      <w:r>
-        <w:rPr>
-          <w:rFonts w:hint="eastAsia"/>
-          <w:vertAlign w:val="superscript"/>
-        </w:rPr>
-        <w:t>6</w:t>
-      </w:r>
-      <w:r>
-        <w:rPr>
-          <w:rFonts w:hint="eastAsia"/>
-        </w:rPr>
-        <w:t>J</w:t>
-      </w:r>
-    </w:p>
-    <w:p>
-      <w:pPr>
-        <w:pStyle w:val="af0"/>
-        <w:ind w:left="672" w:hanging="672"/>
-      </w:pPr>
-      <w:r>
-        <w:rPr>
-          <w:rFonts w:cstheme="minorBidi"/>
-          <w:noProof/>
-          <w:szCs w:val="22"/>
         </w:rPr>
         <mc:AlternateContent>
           <mc:Choice Requires="wps">
             <w:drawing>
-              <wp:inline distT="0" distB="0" distL="0" distR="0" wp14:anchorId="3FF30DBC" wp14:editId="6A62BDA3">
+              <wp:inline distT="0" distB="0" distL="0" distR="0" wp14:anchorId="017728A6" wp14:editId="535F266B">
                 <wp:extent cx="352425" cy="172720"/>
                 <wp:effectExtent l="0" t="0" r="3810" b="0"/>
-                <wp:docPr id="15" name="矩形 15"/>
+                <wp:docPr id="1073189122" name="矩形 1073189122"/>
                 <wp:cNvGraphicFramePr/>
                 <a:graphic xmlns:a="http://schemas.openxmlformats.org/drawingml/2006/main">
                   <a:graphicData uri="http://schemas.microsoft.com/office/word/2010/wordprocessingShape">
@@ -7256,7 +6697,7 @@
           </mc:Choice>
           <mc:Fallback>
             <w:pict>
-              <v:rect w14:anchorId="3FF30DBC" id="矩形 15" o:spid="_x0000_s1045" style="width:27.75pt;height:13.6pt;visibility:visible;mso-wrap-style:square;mso-left-percent:-10001;mso-top-percent:-10001;mso-position-horizontal:absolute;mso-position-horizontal-relative:char;mso-position-vertical:absolute;mso-position-vertical-relative:line;mso-left-percent:-10001;mso-top-percent:-10001;v-text-anchor:middle" o:gfxdata="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" fillcolor="#5aa13b [3205]" stroked="f" strokeweight="2pt">
+              <v:rect w14:anchorId="017728A6" id="矩形 1073189122" o:spid="_x0000_s1045" style="width:27.75pt;height:13.6pt;visibility:visible;mso-wrap-style:square;mso-left-percent:-10001;mso-top-percent:-10001;mso-position-horizontal:absolute;mso-position-horizontal-relative:char;mso-position-vertical:absolute;mso-position-vertical-relative:line;mso-left-percent:-10001;mso-top-percent:-10001;v-text-anchor:middle" o:gfxdata="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" fillcolor="#5aa13b [3205]" stroked="f" strokeweight="2pt">
                 <v:textbox inset="0,0,0,0">
                   <w:txbxContent>
                     <w:p>
@@ -7288,6 +6729,439 @@
                           <w:szCs w:val="21"/>
                         </w:rPr>
                         <w:t>1</w:t>
+                      </w:r>
+                    </w:p>
+                    <w:p>
+                      <w:pPr>
+                        <w:spacing w:line="240" w:lineRule="exact"/>
+                        <w:jc w:val="left"/>
+                        <w:rPr>
+                          <w:rFonts w:ascii="黑体" w:eastAsia="黑体" w:hAnsi="黑体" w:hint="eastAsia"/>
+                          <w:szCs w:val="21"/>
+                        </w:rPr>
+                      </w:pPr>
+                    </w:p>
+                    <w:p>
+                      <w:pPr>
+                        <w:spacing w:line="240" w:lineRule="exact"/>
+                        <w:jc w:val="left"/>
+                        <w:rPr>
+                          <w:rFonts w:ascii="黑体" w:eastAsia="黑体" w:hAnsi="黑体" w:hint="eastAsia"/>
+                          <w:szCs w:val="21"/>
+                        </w:rPr>
+                      </w:pPr>
+                    </w:p>
+                  </w:txbxContent>
+                </v:textbox>
+                <w10:anchorlock/>
+              </v:rect>
+            </w:pict>
+          </mc:Fallback>
+        </mc:AlternateContent>
+      </w:r>
+      <w:r>
+        <w:t>某四缸四冲程汽油机，其单缸做功冲程的原理示意图如图所示。已知单缸活塞的横截面积是</w:t>
+      </w:r>
+      <w:r>
+        <w:t>20cm</w:t>
+      </w:r>
+      <w:r>
+        <w:rPr>
+          <w:vertAlign w:val="superscript"/>
+        </w:rPr>
+        <w:t>2</w:t>
+      </w:r>
+      <w:r>
+        <w:t>，活塞移动的距离是</w:t>
+      </w:r>
+      <w:r>
+        <w:t>40mm</w:t>
+      </w:r>
+      <w:r>
+        <w:t>。当该发动机曲轴以</w:t>
+      </w:r>
+      <w:r>
+        <w:t>3000r/min</w:t>
+      </w:r>
+      <w:r>
+        <w:t>的转速运转时，发动机的输出总功率为</w:t>
+      </w:r>
+      <w:r>
+        <w:t>8kW</w:t>
+      </w:r>
+      <w:r>
+        <w:t>。试求</w:t>
+      </w:r>
+      <w:r>
+        <w:t>：</w:t>
+      </w:r>
+    </w:p>
+    <w:p>
+      <w:pPr>
+        <w:pStyle w:val="123"/>
+      </w:pPr>
+      <w:r>
+        <w:rPr>
+          <w:rFonts w:hint="eastAsia"/>
+        </w:rPr>
+        <w:t>(1</w:t>
+      </w:r>
+      <w:r>
+        <w:rPr>
+          <w:rFonts w:hint="eastAsia"/>
+        </w:rPr>
+        <w:t>）该发动机正常工作时，</w:t>
+      </w:r>
+      <w:r>
+        <w:rPr>
+          <w:rFonts w:hint="eastAsia"/>
+        </w:rPr>
+        <w:t>1s</w:t>
+      </w:r>
+      <w:r>
+        <w:rPr>
+          <w:rFonts w:hint="eastAsia"/>
+        </w:rPr>
+        <w:t>内四个气缸共对外做功多少次？</w:t>
+      </w:r>
+    </w:p>
+    <w:p>
+      <w:pPr>
+        <w:pStyle w:val="123"/>
+      </w:pPr>
+      <w:r>
+        <w:rPr>
+          <w:rFonts w:hint="eastAsia"/>
+        </w:rPr>
+        <w:t>(2</w:t>
+      </w:r>
+      <w:r>
+        <w:rPr>
+          <w:rFonts w:hint="eastAsia"/>
+        </w:rPr>
+        <w:t>）在做功冲程中，燃气对单个活塞的平均压强是多少？</w:t>
+      </w:r>
+    </w:p>
+    <w:p>
+      <w:pPr>
+        <w:pStyle w:val="123"/>
+      </w:pPr>
+      <w:r>
+        <w:rPr>
+          <w:rFonts w:hint="eastAsia"/>
+        </w:rPr>
+        <w:t>(3</w:t>
+      </w:r>
+      <w:r>
+        <w:rPr>
+          <w:rFonts w:hint="eastAsia"/>
+        </w:rPr>
+        <w:t>）若该汽油机的效率为</w:t>
+      </w:r>
+      <w:r>
+        <w:rPr>
+          <w:rFonts w:hint="eastAsia"/>
+        </w:rPr>
+        <w:t>10%</w:t>
+      </w:r>
+      <w:r>
+        <w:rPr>
+          <w:rFonts w:hint="eastAsia"/>
+        </w:rPr>
+        <w:t>，则它正常工作</w:t>
+      </w:r>
+      <w:r>
+        <w:rPr>
+          <w:rFonts w:hint="eastAsia"/>
+        </w:rPr>
+        <w:t>1min</w:t>
+      </w:r>
+      <w:r>
+        <w:rPr>
+          <w:rFonts w:hint="eastAsia"/>
+        </w:rPr>
+        <w:t>汽油完全燃烧放出的热量是多少</w:t>
+      </w:r>
+      <w:r>
+        <w:rPr>
+          <w:rFonts w:hint="eastAsia"/>
+        </w:rPr>
+        <w:t>?</w:t>
+      </w:r>
+    </w:p>
+    <w:p>
+      <w:pPr>
+        <w:pStyle w:val="1230"/>
+        <w:ind w:left="588"/>
+      </w:pPr>
+      <w:r>
+        <w:rPr>
+          <w:rFonts w:hint="eastAsia"/>
+        </w:rPr>
+        <w:t>【答案】</w:t>
+      </w:r>
+      <w:r>
+        <w:rPr>
+          <w:rFonts w:hint="eastAsia"/>
+        </w:rPr>
+        <w:t>(1) N</w:t>
+      </w:r>
+      <w:r>
+        <w:rPr>
+          <w:rFonts w:hint="eastAsia"/>
+          <w:vertAlign w:val="subscript"/>
+        </w:rPr>
+        <w:t>总</w:t>
+      </w:r>
+      <w:r>
+        <w:rPr>
+          <w:rFonts w:hint="eastAsia"/>
+        </w:rPr>
+        <w:t>=100</w:t>
+      </w:r>
+      <w:r>
+        <w:rPr>
+          <w:rFonts w:hint="eastAsia"/>
+        </w:rPr>
+        <w:t>次</w:t>
+      </w:r>
+    </w:p>
+    <w:p>
+      <w:pPr>
+        <w:pStyle w:val="1230"/>
+        <w:ind w:left="588"/>
+      </w:pPr>
+      <w:r>
+        <w:t>(2) p = 1.0 × 10</w:t>
+      </w:r>
+      <w:r>
+        <w:rPr>
+          <w:vertAlign w:val="superscript"/>
+        </w:rPr>
+        <w:t>6</w:t>
+      </w:r>
+      <w:r>
+        <w:t xml:space="preserve"> Pa</w:t>
+      </w:r>
+    </w:p>
+    <w:p>
+      <w:pPr>
+        <w:pStyle w:val="1230"/>
+        <w:ind w:left="588"/>
+      </w:pPr>
+      <w:r>
+        <w:rPr>
+          <w:rFonts w:hint="eastAsia"/>
+        </w:rPr>
+        <w:t>(3)Q</w:t>
+      </w:r>
+      <w:r>
+        <w:rPr>
+          <w:rFonts w:hint="eastAsia"/>
+          <w:vertAlign w:val="subscript"/>
+        </w:rPr>
+        <w:t>放</w:t>
+      </w:r>
+      <w:r>
+        <w:rPr>
+          <w:rFonts w:hint="eastAsia"/>
+        </w:rPr>
+        <w:t xml:space="preserve"> =4.8</w:t>
+      </w:r>
+      <w:r>
+        <w:rPr>
+          <w:rFonts w:hint="eastAsia"/>
+        </w:rPr>
+        <w:t>×</w:t>
+      </w:r>
+      <w:r>
+        <w:rPr>
+          <w:rFonts w:hint="eastAsia"/>
+        </w:rPr>
+        <w:t>10</w:t>
+      </w:r>
+      <w:r>
+        <w:rPr>
+          <w:rFonts w:hint="eastAsia"/>
+          <w:vertAlign w:val="superscript"/>
+        </w:rPr>
+        <w:t>6</w:t>
+      </w:r>
+      <w:r>
+        <w:rPr>
+          <w:rFonts w:hint="eastAsia"/>
+        </w:rPr>
+        <w:t>J</w:t>
+      </w:r>
+    </w:p>
+    <w:p>
+      <w:pPr>
+        <w:pStyle w:val="1230"/>
+        <w:ind w:left="588"/>
+      </w:pPr>
+    </w:p>
+    <w:p>
+      <w:pPr>
+        <w:pStyle w:val="1230"/>
+        <w:ind w:left="588"/>
+        <w:rPr>
+          <w:rFonts w:hint="eastAsia"/>
+        </w:rPr>
+      </w:pPr>
+    </w:p>
+    <w:p>
+      <w:pPr>
+        <w:pStyle w:val="af0"/>
+        <w:ind w:left="672" w:hanging="672"/>
+      </w:pPr>
+      <w:r>
+        <w:rPr>
+          <w:rFonts w:cstheme="minorBidi"/>
+          <w:noProof/>
+          <w:szCs w:val="22"/>
+        </w:rPr>
+        <w:lastRenderedPageBreak/>
+        <mc:AlternateContent>
+          <mc:Choice Requires="wps">
+            <w:drawing>
+              <wp:inline distT="0" distB="0" distL="0" distR="0" wp14:anchorId="3FF30DBC" wp14:editId="6A62BDA3">
+                <wp:extent cx="352425" cy="172720"/>
+                <wp:effectExtent l="0" t="0" r="3810" b="0"/>
+                <wp:docPr id="15" name="矩形 15"/>
+                <wp:cNvGraphicFramePr/>
+                <a:graphic xmlns:a="http://schemas.openxmlformats.org/drawingml/2006/main">
+                  <a:graphicData uri="http://schemas.microsoft.com/office/word/2010/wordprocessingShape">
+                    <wps:wsp>
+                      <wps:cNvSpPr/>
+                      <wps:spPr>
+                        <a:xfrm>
+                          <a:off x="0" y="0"/>
+                          <a:ext cx="352800" cy="172800"/>
+                        </a:xfrm>
+                        <a:prstGeom prst="rect">
+                          <a:avLst/>
+                        </a:prstGeom>
+                        <a:solidFill>
+                          <a:schemeClr val="accent2"/>
+                        </a:solidFill>
+                        <a:ln>
+                          <a:noFill/>
+                        </a:ln>
+                      </wps:spPr>
+                      <wps:style>
+                        <a:lnRef idx="2">
+                          <a:schemeClr val="accent1">
+                            <a:shade val="50000"/>
+                          </a:schemeClr>
+                        </a:lnRef>
+                        <a:fillRef idx="1">
+                          <a:schemeClr val="accent1"/>
+                        </a:fillRef>
+                        <a:effectRef idx="0">
+                          <a:schemeClr val="accent1"/>
+                        </a:effectRef>
+                        <a:fontRef idx="minor">
+                          <a:schemeClr val="lt1"/>
+                        </a:fontRef>
+                      </wps:style>
+                      <wps:txbx>
+                        <w:txbxContent>
+                          <w:p>
+                            <w:pPr>
+                              <w:spacing w:line="240" w:lineRule="exact"/>
+                              <w:jc w:val="center"/>
+                              <w:rPr>
+                                <w:rFonts w:ascii="黑体" w:eastAsia="黑体" w:hAnsi="黑体" w:hint="eastAsia"/>
+                                <w:szCs w:val="21"/>
+                              </w:rPr>
+                            </w:pPr>
+                            <w:r>
+                              <w:rPr>
+                                <w:rFonts w:ascii="黑体" w:eastAsia="黑体" w:hAnsi="黑体" w:hint="eastAsia"/>
+                                <w:szCs w:val="21"/>
+                              </w:rPr>
+                              <w:t>练</w:t>
+                            </w:r>
+                            <w:r>
+                              <w:rPr>
+                                <w:rFonts w:ascii="黑体" w:eastAsia="黑体" w:hAnsi="黑体"/>
+                                <w:szCs w:val="21"/>
+                              </w:rPr>
+                              <w:t>1</w:t>
+                            </w:r>
+                            <w:r>
+                              <w:rPr>
+                                <w:rFonts w:ascii="黑体" w:eastAsia="黑体" w:hAnsi="黑体" w:hint="eastAsia"/>
+                                <w:szCs w:val="21"/>
+                              </w:rPr>
+                              <w:t>2</w:t>
+                            </w:r>
+                          </w:p>
+                          <w:p>
+                            <w:pPr>
+                              <w:spacing w:line="240" w:lineRule="exact"/>
+                              <w:jc w:val="left"/>
+                              <w:rPr>
+                                <w:rFonts w:ascii="黑体" w:eastAsia="黑体" w:hAnsi="黑体" w:hint="eastAsia"/>
+                                <w:szCs w:val="21"/>
+                              </w:rPr>
+                            </w:pPr>
+                          </w:p>
+                          <w:p>
+                            <w:pPr>
+                              <w:spacing w:line="240" w:lineRule="exact"/>
+                              <w:jc w:val="left"/>
+                              <w:rPr>
+                                <w:rFonts w:ascii="黑体" w:eastAsia="黑体" w:hAnsi="黑体" w:hint="eastAsia"/>
+                                <w:szCs w:val="21"/>
+                              </w:rPr>
+                            </w:pPr>
+                          </w:p>
+                        </w:txbxContent>
+                      </wps:txbx>
+                      <wps:bodyPr rot="0" spcFirstLastPara="0" vertOverflow="overflow" horzOverflow="overflow" vert="horz" wrap="square" lIns="0" tIns="0" rIns="0" bIns="0" numCol="1" spcCol="0" rtlCol="0" fromWordArt="0" anchor="ctr" anchorCtr="0" forceAA="0" compatLnSpc="1">
+                        <a:noAutofit/>
+                      </wps:bodyPr>
+                    </wps:wsp>
+                  </a:graphicData>
+                </a:graphic>
+              </wp:inline>
+            </w:drawing>
+          </mc:Choice>
+          <mc:Fallback>
+            <w:pict>
+              <v:rect w14:anchorId="3FF30DBC" id="矩形 15" o:spid="_x0000_s1046" style="width:27.75pt;height:13.6pt;visibility:visible;mso-wrap-style:square;mso-left-percent:-10001;mso-top-percent:-10001;mso-position-horizontal:absolute;mso-position-horizontal-relative:char;mso-position-vertical:absolute;mso-position-vertical-relative:line;mso-left-percent:-10001;mso-top-percent:-10001;v-text-anchor:middle" o:gfxdata="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" fillcolor="#5aa13b [3205]" stroked="f" strokeweight="2pt">
+                <v:textbox inset="0,0,0,0">
+                  <w:txbxContent>
+                    <w:p>
+                      <w:pPr>
+                        <w:spacing w:line="240" w:lineRule="exact"/>
+                        <w:jc w:val="center"/>
+                        <w:rPr>
+                          <w:rFonts w:ascii="黑体" w:eastAsia="黑体" w:hAnsi="黑体" w:hint="eastAsia"/>
+                          <w:szCs w:val="21"/>
+                        </w:rPr>
+                      </w:pPr>
+                      <w:r>
+                        <w:rPr>
+                          <w:rFonts w:ascii="黑体" w:eastAsia="黑体" w:hAnsi="黑体" w:hint="eastAsia"/>
+                          <w:szCs w:val="21"/>
+                        </w:rPr>
+                        <w:t>练</w:t>
+                      </w:r>
+                      <w:r>
+                        <w:rPr>
+                          <w:rFonts w:ascii="黑体" w:eastAsia="黑体" w:hAnsi="黑体"/>
+                          <w:szCs w:val="21"/>
+                        </w:rPr>
+                        <w:t>1</w:t>
+                      </w:r>
+                      <w:r>
+                        <w:rPr>
+                          <w:rFonts w:ascii="黑体" w:eastAsia="黑体" w:hAnsi="黑体" w:hint="eastAsia"/>
+                          <w:szCs w:val="21"/>
+                        </w:rPr>
+                        <w:t>2</w:t>
                       </w:r>
                     </w:p>
                     <w:p>
@@ -7692,14 +7566,7 @@
         <w:rPr>
           <w:rFonts w:hint="eastAsia"/>
         </w:rPr>
-        <w:t>）汽车</w:t>
-      </w:r>
-      <w:r>
-        <w:rPr>
-          <w:rFonts w:hint="eastAsia"/>
-        </w:rPr>
-        <w:lastRenderedPageBreak/>
-        <w:t>内燃机一个工作循环包括四个冲程，一个汽缸正常工作四个冲程的顺序是</w:t>
+        <w:t>）汽车内燃机一个工作循环包括四个冲程，一个汽缸正常工作四个冲程的顺序是</w:t>
       </w:r>
       <w:r>
         <w:rPr>
@@ -7961,7 +7828,7 @@
                     </pic:cNvPicPr>
                   </pic:nvPicPr>
                   <pic:blipFill>
-                    <a:blip r:embed="rId27" cstate="print"/>
+                    <a:blip r:embed="rId26" cstate="print"/>
                     <a:stretch>
                       <a:fillRect/>
                     </a:stretch>
@@ -8189,10 +8056,10 @@
       </w:r>
     </w:p>
     <w:sectPr>
-      <w:headerReference w:type="even" r:id="rId28"/>
-      <w:headerReference w:type="default" r:id="rId29"/>
-      <w:footerReference w:type="even" r:id="rId30"/>
-      <w:footerReference w:type="default" r:id="rId31"/>
+      <w:headerReference w:type="even" r:id="rId27"/>
+      <w:headerReference w:type="default" r:id="rId28"/>
+      <w:footerReference w:type="even" r:id="rId29"/>
+      <w:footerReference w:type="default" r:id="rId30"/>
       <w:pgSz w:w="10319" w:h="14515"/>
       <w:pgMar w:top="1134" w:right="1021" w:bottom="851" w:left="1021" w:header="737" w:footer="567" w:gutter="0"/>
       <w:pgNumType w:start="1"/>
